--- a/文档/MOCE/MOCE聚类最终结果分析指南_医学生版.docx
+++ b/文档/MOCE/MOCE聚类最终结果分析指南_医学生版.docx
@@ -41,7 +41,7 @@
         <w:br/>
         <w:t>适用结果：第二批按患者整理的数据，ResNet50 / EfficientNet-B0</w:t>
         <w:br/>
-        <w:t>版本日期：2026年7月17日</w:t>
+        <w:t>版本日期：2026年7月17日（2026年7月17日补充自动分析文件逐项说明）</w:t>
       </w:r>
     </w:p>
     <w:tbl>
@@ -1496,23 +1496,16 @@
     </w:p>
     <w:p>
       <w:r>
-        <w:rPr>
-          <w:rFonts w:ascii="Consolas" w:hAnsi="Consolas"/>
-          <w:sz w:val="19"/>
-        </w:rPr>
-        <w:t>结果/MOCE聚类/第二批/</w:t>
+        <w:t>正式计算结果：结果/MOCE聚类/第二批/{model}/class_{label}/</w:t>
         <w:br/>
-        <w:t>├─ resnet50/</w:t>
+        <w:t>自动分析结果：结果/MOCE分析/{model}/class_{label}/</w:t>
         <w:br/>
-        <w:t>│  ├─ class_0/    非癌概念</w:t>
+        <w:t>├─ 01_自动分析结果/    医学生优先阅读的表格和图像</w:t>
         <w:br/>
-        <w:t>│  └─ class_1/    癌/高级别概念</w:t>
+        <w:t>└─ 02_MOCE原始结果/    用于追溯计算依据的原始表格</w:t>
         <w:br/>
-        <w:t>└─ efficientnet_b0/</w:t>
         <w:br/>
-        <w:t xml:space="preserve">   ├─ class_0/</w:t>
-        <w:br/>
-        <w:t xml:space="preserve">   └─ class_1/</w:t>
+        <w:t>平时分析直接进入MOCE分析目录。MOCE聚类目录保留完整候选区域、掩码、特征和K-Means模型，不能因准备审核材料而删除。</w:t>
       </w:r>
     </w:p>
     <w:p>
@@ -1556,6 +1549,48 @@
       </w:r>
     </w:p>
     <w:p>
+      <w:pPr/>
+      <w:r>
+        <w:t>analysis_summary.xlsx包含6个工作表，内容与本目录中的CSV基本对应，适合不想逐个打开CSV时集中查看：</w:t>
+      </w:r>
+    </w:p>
+    <w:p>
+      <w:pPr/>
+      <w:r>
+        <w:t>• “总体信息”：先核对模型、class_0/class_1、患者数、图片数、候选区域数、概念簇数和PATIENTS_PER_CLASS；同时查看最高重要性概念及SSC空白基线提示。</w:t>
+      </w:r>
+    </w:p>
+    <w:p>
+      <w:pPr/>
+      <w:r>
+        <w:t>• “概念综合分析”：25个概念簇的总表，合并了聚类规模、S_h、概率下降、患者主导和医院来源富集等指标。先按importance_rank排序，再结合quality_flags审核。</w:t>
+      </w:r>
+    </w:p>
+    <w:p>
+      <w:pPr/>
+      <w:r>
+        <w:t>• “患者贡献”：每位患者贡献多少候选区域、覆盖多少概念簇，以及完整原图的目标类别概率。</w:t>
+      </w:r>
+    </w:p>
+    <w:p>
+      <w:pPr/>
+      <w:r>
+        <w:t>• “医院来源构成”：每个概念簇在不同医院中的候选区域数、患者数、占比和相对类别基线的富集程度。</w:t>
+      </w:r>
+    </w:p>
+    <w:p>
+      <w:pPr/>
+      <w:r>
+        <w:t>• “典型与异常案例”：与typical_cases.csv相同，用于定位自动生成的案例图。</w:t>
+      </w:r>
+    </w:p>
+    <w:p>
+      <w:pPr/>
+      <w:r>
+        <w:t>• “SSC_SDC”：绘图所用的step 0～5原始数值。若需要在论文中重画曲线，应从此表读取数据。</w:t>
+      </w:r>
+    </w:p>
+    <w:p>
       <w:pPr>
         <w:pStyle w:val="Heading2"/>
       </w:pPr>
@@ -1572,13 +1607,31 @@
     <w:p>
       <w:pPr/>
       <w:r>
-        <w:t>常用字段包括展示用concept_number、原始cluster_id、importance_rank、S_h、patient_count、image_coverage、单患者最大贡献比例和最大医院来源占比。concept_number为1～25；原始cluster_id为0～24，两者相差1。</w:t>
+        <w:t>常用字段包括展示用concept_number、原始cluster_id、importance_rank、S_h、patient_count、image_coverage、单患者最大贡献比例、主要医院来源占比及其相对类别基线的富集程度。concept_number为1～25；原始cluster_id为0～24，两者相差1。</w:t>
       </w:r>
     </w:p>
     <w:p>
       <w:pPr/>
       <w:r>
         <w:t>医生可先查看排名前5～10且覆盖多个患者、多个来源的概念。进入该表不代表已经是医学概念，它只是需要优先人工审核。</w:t>
+      </w:r>
+    </w:p>
+    <w:p>
+      <w:pPr/>
+      <w:r>
+        <w:t>important_clusters.csv只保留importance_rank前10的概念，是“审核优先清单”，不是自动判定后的合格概念。priority_review为“是”仅表示进入前10。</w:t>
+      </w:r>
+    </w:p>
+    <w:p>
+      <w:pPr/>
+      <w:r>
+        <w:t>quality_flags是程序自动生成的提醒：可能包括“单患者贡献偏高”“前5位患者贡献偏高”“医院来源相对基线富集”和“平均概率下降非正”。出现提醒时应回看图像和来源，不能直接删除或认定为伪概念。</w:t>
+      </w:r>
+    </w:p>
+    <w:p>
+      <w:pPr/>
+      <w:r>
+        <w:t>阅读建议：先看importance_rank与S_h，再看patient_count、image_coverage和mean_probability_drop，最后看max_patient_share、top5_patient_share及来源富集字段。只有多项证据一致时，才适合作为重点医学概念。</w:t>
       </w:r>
     </w:p>
     <w:p>
@@ -1608,6 +1661,24 @@
       </w:r>
     </w:p>
     <w:p>
+      <w:pPr/>
+      <w:r>
+        <w:t>patient_contribution.csv每行是一位患者：candidate_count是该患者贡献的候选向量数；cluster_count是这些候选区域覆盖的概念簇数；candidate_share是该患者候选数占本类别全部候选数的比例；class_probability是完整原图属于当前目标类别的概率。按candidate_count或candidate_share从大到小排序，可找到贡献异常多的患者。</w:t>
+      </w:r>
+    </w:p>
+    <w:p>
+      <w:pPr/>
+      <w:r>
+        <w:t>cluster_patient_dominance.csv每行是一个概念簇：max_patient_id是贡献最多的患者；max_patient_share是该患者在簇内的候选区域占比；top5_patient_share是贡献最多5位患者的合计占比；mean_candidates_per_patient是该簇平均每名患者贡献的候选区域数。</w:t>
+      </w:r>
+    </w:p>
+    <w:p>
+      <w:pPr/>
+      <w:r>
+        <w:t>这两张表回答的层级不同：patient_contribution.csv从“患者”出发看其影响范围；cluster_patient_dominance.csv从“概念簇”出发看是否被少数患者主导。两张表应结合使用。</w:t>
+      </w:r>
+    </w:p>
+    <w:p>
       <w:pPr>
         <w:pStyle w:val="Heading2"/>
       </w:pPr>
@@ -1624,13 +1695,25 @@
     <w:p>
       <w:pPr/>
       <w:r>
-        <w:t>重点查看最大来源占比和覆盖的医院数量。如果高重要性概念几乎只来自一家医院，需要检查其代表图是否呈现特殊色调、分辨率、边框、反光、文字或拍摄方式。</w:t>
+        <w:t>不能只看最大来源占比，还要与该类别整体的医院来源基线比较。例如癌类本身约90%来自省人民，则某簇省人民占90%并不构成额外富集。应重点查看candidate_enrichment_delta和candidate_enrichment_ratio，再检查代表图是否呈现特殊色调、分辨率、边框、反光、文字或拍摄方式。</w:t>
       </w:r>
     </w:p>
     <w:p>
       <w:pPr/>
       <w:r>
-        <w:t>来源集中不等于概念一定错误，因为不同医院病例构成可能不平衡；它提示该概念需要结合跨医院患者和独立验证结果谨慎解释。</w:t>
+        <w:t>来源富集不等于概念一定错误，因为不同医院病例构成和样本量并不平衡；来源比例接近类别整体基线时也不能标为某簇特异偏差。来源统计应与代表图、患者覆盖和独立验证结果联合解释。</w:t>
+      </w:r>
+    </w:p>
+    <w:p>
+      <w:pPr/>
+      <w:r>
+        <w:t>cluster_source_composition.csv每行是“一个概念簇×一个医院来源”。candidate_share表示该医院在此簇全部候选区域中的占比；baseline_candidate_share表示该医院在本类别全部候选区域中的基线占比；两者之差就是candidate_enrichment_delta。</w:t>
+      </w:r>
+    </w:p>
+    <w:p>
+      <w:pPr/>
+      <w:r>
+        <w:t>candidate_enrichment_ratio大于1表示该来源相对基线更常出现，小于1表示相对更少。患者层面对应patient_count、patient_share、baseline_patient_share和patient_enrichment_delta。候选区域比例可能受单个患者贡献很多向量影响，因此应优先同时检查患者层面结果。</w:t>
       </w:r>
     </w:p>
     <w:p>
@@ -1660,11 +1743,61 @@
       </w:r>
     </w:p>
     <w:p>
+      <w:pPr/>
+      <w:r>
+        <w:t>两张曲线图的横轴step表示已累计加入或移除的重要概念数，取值0～5。SSC的step=0输入为全黑基线，随后依次加入排名前1～5的概念；SDC的step=0为完整原图，随后依次移除排名前1～5的概念。</w:t>
+      </w:r>
+    </w:p>
+    <w:p>
+      <w:pPr/>
+      <w:r>
+        <w:t>ssc_sdc_accuracy_curve.png的纵轴是按0.5阈值得到的正确率，容易受到阈值跨越影响；ssc_sdc_probability_curve.png的纵轴是当前目标类别的平均概率，能显示没有跨过0.5时的细微变化。两图必须一起看。</w:t>
+      </w:r>
+    </w:p>
+    <w:p>
+      <w:pPr/>
+      <w:r>
+        <w:t>class_1中的“目标类别概率”指癌/高级别概率，class_0中指非癌概率。因此不同类别的概率方向相同：数值越高，越支持当前正在解释的类别。</w:t>
+      </w:r>
+    </w:p>
+    <w:p>
       <w:pPr>
         <w:pStyle w:val="Heading2"/>
       </w:pPr>
       <w:r>
-        <w:t>6. typical_cases.csv、典型案例图与异常案例图</w:t>
+        <w:t>6. cluster_quality.png</w:t>
+      </w:r>
+    </w:p>
+    <w:p>
+      <w:pPr/>
+      <w:r>
+        <w:t>这是概念质量总览图，分别展示25个概念簇的S_h、患者覆盖率、单患者最大贡献比例和最大医院来源富集差值。医院来源富集差值已经扣除该类别的整体来源基线。横轴采用医生阅读编号1～25。</w:t>
+      </w:r>
+    </w:p>
+    <w:p>
+      <w:pPr/>
+      <w:r>
+        <w:t>该图用于快速发现“重要但来源集中”“覆盖广但概率贡献有限”或“可能被少数患者主导”的概念。它是质量筛查工具，不能代替代表图、原图定位和医生判断。</w:t>
+      </w:r>
+    </w:p>
+    <w:p>
+      <w:pPr/>
+      <w:r>
+        <w:t>cluster_quality.png包含4个柱状图，横轴都是展示用概念编号1～25：左上“S_h”越高表示综合排名越靠前；右上“图片/患者覆盖率”越高表示该概念出现在更多分析图片中；左下“单患者最大贡献比例”越高表示越可能被某一患者主导；右下“最大医院来源富集差值”越高表示某一来源相对本类别基线更集中。</w:t>
+      </w:r>
+    </w:p>
+    <w:p>
+      <w:pPr/>
+      <w:r>
+        <w:t>四幅图没有统一的医学合格阈值。较理想的重点概念通常表现为S_h较高、覆盖多个患者，同时单患者占比和来源富集不过度集中；但最终仍要查看概念区域本身是否具有一致、可解释的胃镜形态。</w:t>
+      </w:r>
+    </w:p>
+    <w:p>
+      <w:pPr>
+        <w:pStyle w:val="Heading2"/>
+      </w:pPr>
+      <w:r>
+        <w:t>7. typical_cases.csv、典型案例图与异常案例图</w:t>
       </w:r>
     </w:p>
     <w:p>
@@ -1676,7 +1809,7 @@
     <w:p>
       <w:pPr/>
       <w:r>
-        <w:t>配套图应尽量同时展示原图、概念位置、只保留概念后的图像和移除概念后的图像。医生需要判断概率变化是否来自真实病灶，而不是涂黑操作、边缘、反光或背景变化。</w:t>
+        <w:t>每张典型案例图固定展示4幅面板：①“原图”是完整胃镜图；②“概念位置”在原图上用半透明红色标出当前概念掩码；③“候选区域”是按掩码裁剪并统一尺寸后的局部图，也是计算单独保留概率所使用的概念局部；④“移除后”是在完整原图中把该掩码区域涂黑后的图。第三幅不是另一张完整原图。</w:t>
       </w:r>
     </w:p>
     <w:p>
@@ -1686,11 +1819,41 @@
       </w:r>
     </w:p>
     <w:p>
+      <w:pPr/>
+      <w:r>
+        <w:t>图像最上方标题格式为：“案例类型  概念簇XX  原图=a  保留=b  移除=c  下降=d”。“原图”是完整原图的当前目标类别概率；“保留”是只输入候选区域时的目标类别概率；“移除”是涂黑该区域后的目标类别概率；“下降=原图−移除”。class_1时均指癌/高级别概率，class_0时均指非癌概率。</w:t>
+      </w:r>
+    </w:p>
+    <w:p>
+      <w:pPr/>
+      <w:r>
+        <w:t>标题中的“概念簇XX”使用1～25的医生阅读编号。下降为正且越大，表示移除后当前类别概率降低得越明显；下降为负，表示移除后概率反而升高，可能是反向证据、遮挡伪影或掩码不理想。</w:t>
+      </w:r>
+    </w:p>
+    <w:p>
+      <w:pPr/>
+      <w:r>
+        <w:t>典型案例分3类，每类最多选择5位不同患者：probability_drop表示“概率下降明显”，按probability_drop从大到小选择；negative_drop表示“概率下降为负”，选择负值最明显的案例；high_keep表示“单独保留概率较高”，按keep_probability从大到小选择。</w:t>
+      </w:r>
+    </w:p>
+    <w:p>
+      <w:pPr/>
+      <w:r>
+        <w:t>文件名示例probability_drop_01_concept_15.png：probability_drop是案例类型，01是该类型内的展示顺序，concept_15表示概念簇15。文件名没有患者编号，应在typical_cases.csv中通过case_image_file、patient_id和image_name追溯。</w:t>
+      </w:r>
+    </w:p>
+    <w:p>
+      <w:pPr/>
+      <w:r>
+        <w:t>typical_cases.csv每行对应一张案例图。case_type和case_rank决定案例类别与顺序；full_probability、keep_probability、removed_probability和probability_drop对应图上标题；case_image_file给出生成图片的保存路径。</w:t>
+      </w:r>
+    </w:p>
+    <w:p>
       <w:pPr>
         <w:pStyle w:val="Heading2"/>
       </w:pPr>
       <w:r>
-        <w:t>7. 概念聚类清晰版、扩展代表图与原图定位图</w:t>
+        <w:t>8. 概念聚类清晰版、扩展代表图与原图定位图</w:t>
       </w:r>
     </w:p>
     <w:p>
@@ -1712,11 +1875,41 @@
       </w:r>
     </w:p>
     <w:p>
+      <w:pPr/>
+      <w:r>
+        <w:t>“概念聚类清晰版”中每页最多展示3个概念簇。页面标题说明模型、类别和页码；每个簇左侧依次标注概念簇编号、候选区域总数、涉及患者数、重要性排名和S_h；右侧5张图是距离该簇中心最近的候选区域，代表该簇最典型的视觉模式。</w:t>
+      </w:r>
+    </w:p>
+    <w:p>
+      <w:pPr/>
+      <w:r>
+        <w:t>清晰版的5张代表区域按distance_to_center从小到大选取，但没有强制来自5位不同患者，因此同一患者可能重复出现。配套“代表区域索引.csv”可用patient_id检查是否重复，并用image_name、patch_file和mask_file追溯原图、候选图和掩码。</w:t>
+      </w:r>
+    </w:p>
+    <w:p>
+      <w:pPr/>
+      <w:r>
+        <w:t>“重要概念扩展图”只针对importance_rank前10的概念。每个概念最多选择10位不同患者、每页5位，且仍优先选择距离聚类中心更近的区域，所以比清晰版更适合检查跨患者一致性。</w:t>
+      </w:r>
+    </w:p>
+    <w:p>
+      <w:pPr/>
+      <w:r>
+        <w:t>扩展图顶部“概念簇XX  重要性排名=n  S_h=x  第a/b页”说明当前概念和页码。每行左侧“原图定位”用红色显示候选区域在完整图中的位置，右侧“候选区域”显示裁剪后的局部；“代表区域1～10”只是展示顺序，不是重要性排名。</w:t>
+      </w:r>
+    </w:p>
+    <w:p>
+      <w:pPr/>
+      <w:r>
+        <w:t>“重要概念代表区域索引.csv”记录每个扩展代表区域的concept_number、patient_id、image_name、distance_to_center及所在overview_page。医生发现某一行可疑时，可通过该索引准确回到对应患者和原图。</w:t>
+      </w:r>
+    </w:p>
+    <w:p>
       <w:pPr>
         <w:pStyle w:val="Heading2"/>
       </w:pPr>
       <w:r>
-        <w:t>8. 医生概念命名表.xlsx</w:t>
+        <w:t>9. 医生概念命名表.xlsx</w:t>
       </w:r>
     </w:p>
     <w:p>
@@ -1735,6 +1928,156 @@
       <w:pPr/>
       <w:r>
         <w:t>完成命名后，可将医生判断与S_h、患者覆盖、来源构成和SSC/SDC结果联合分析，形成最终概念结论。</w:t>
+      </w:r>
+    </w:p>
+    <w:p>
+      <w:pPr/>
+      <w:r>
+        <w:t>医生概念命名表中已经预填concept_number、cluster_id、importance_rank、S_h、patient_count、image_coverage和quality_flags。医生主要填写“可见形态描述”“医学名称”“是否与病灶相关”“是否疑似伪相关”“可信度”和“备注”。</w:t>
+      </w:r>
+    </w:p>
+    <w:p>
+      <w:pPr/>
+      <w:r>
+        <w:t>“可见形态描述”只写能从图上直接观察到的事实；“医学名称”可在证据充分后填写；“是否与病灶相关”和“是否疑似伪相关”应分开判断，因为一个区域可能既包含病灶组织，也混有反光、文字或视野边缘。</w:t>
+      </w:r>
+    </w:p>
+    <w:p>
+      <w:pPr/>
+      <w:r>
+        <w:t>可信度建议使用统一分级，如高/中/低；若同簇图像差异明显，可填写“簇内不一致”并在备注中写明主要分歧。原始表保留一份，医生填写版本另存，避免覆盖程序生成的空白模板。</w:t>
+      </w:r>
+    </w:p>
+    <w:p>
+      <w:pPr>
+        <w:pStyle w:val="Heading2"/>
+      </w:pPr>
+      <w:r>
+        <w:t>10. 本轮EfficientNet-B0结果初步质量检查</w:t>
+      </w:r>
+    </w:p>
+    <w:p>
+      <w:pPr/>
+      <w:r>
+        <w:t>本节记录2026年7月17日对第二批EfficientNet-B0正式结果的初步视觉和统计检查。它用于给医生确定审核重点，不是最终医学命名或临床结论。</w:t>
+      </w:r>
+    </w:p>
+    <w:p>
+      <w:pPr/>
+      <w:r>
+        <w:t>class_0共1906名患者、285911个候选区域；最高重要性为展示概念簇09，S_h=0.743，覆盖1798名患者，覆盖率约94.3%。class_1共415名患者、60061个候选区域；最高重要性为展示概念簇15，S_h=0.656，覆盖345名患者，覆盖率约83.1%。</w:t>
+      </w:r>
+    </w:p>
+    <w:p>
+      <w:pPr>
+        <w:pStyle w:val="ListBullet"/>
+      </w:pPr>
+      <w:r>
+        <w:t>class_1重要性前5名依次为概念簇15、22、21、11和01。代表图主要仍是胃黏膜或局部组织区域，并非纯文字界面，这是相对积极的结果。</w:t>
+      </w:r>
+    </w:p>
+    <w:p>
+      <w:pPr>
+        <w:pStyle w:val="ListBullet"/>
+      </w:pPr>
+      <w:r>
+        <w:t>上述高重要性组织概念的形态仍较宽泛，部分包含明显反光、狭长组织条带或较大范围黏膜，目前不能直接命名为某种早癌形态。必须结合扩展代表图、原图定位及更多患者复核。</w:t>
+      </w:r>
+    </w:p>
+    <w:p>
+      <w:pPr>
+        <w:pStyle w:val="ListBullet"/>
+      </w:pPr>
+      <w:r>
+        <w:t>class_1中概念簇03、06、09、10、13、19、20、24和25明显或高度疑似包含检查文字、设备界面、绿色横向条带、黑色边缘或极小视野碎片，应优先标记为伪相关候选。</w:t>
+      </w:r>
+    </w:p>
+    <w:p>
+      <w:pPr>
+        <w:pStyle w:val="ListBullet"/>
+      </w:pPr>
+      <w:r>
+        <w:t>其中概念簇03的重要性排名为9，概念簇20排名为12，概念簇25排名为14，说明部分界面因素已经进入较高排名，需要结合医院来源构成进一步检查。</w:t>
+      </w:r>
+    </w:p>
+    <w:p>
+      <w:pPr>
+        <w:pStyle w:val="ListBullet"/>
+      </w:pPr>
+      <w:r>
+        <w:t>概念簇03、20和25的平均概率下降分别约为0.0057、0.0049和0.0007，绝对影响较小。由此可见，不能只按S_h排名判断医学价值，还要同时查看绝对概率下降、患者覆盖和来源集中度。</w:t>
+      </w:r>
+    </w:p>
+    <w:p>
+      <w:pPr>
+        <w:pStyle w:val="ListBullet"/>
+      </w:pPr>
+      <w:r>
+        <w:t>class_0整体以黏膜组织为主，但概念簇14、16、23和25仍疑似包含界面文字、绿色条带、视野边界或狭窄边缘区域，也应作为非癌对照中的伪相关候选进行审核。</w:t>
+      </w:r>
+    </w:p>
+    <w:p>
+      <w:pPr>
+        <w:pStyle w:val="ListBullet"/>
+      </w:pPr>
+      <w:r>
+        <w:t>这些伪相关簇并不表示K-Means运行错误。相反，它们说明MOCE成功把模型反复编码的界面特征聚成稳定概念，提示分类模型可能利用了胃镜界面、拍摄边缘或来源风格。</w:t>
+      </w:r>
+    </w:p>
+    <w:p>
+      <w:pPr>
+        <w:pStyle w:val="ListBullet"/>
+      </w:pPr>
+      <w:r>
+        <w:t>医生审核时建议增加“检查文字/设备界面”“视野边缘”“反光”“正常黏膜”“簇内不一致”和“暂无法命名”等选项，并分别记录医学概念与伪相关概念。</w:t>
+      </w:r>
+    </w:p>
+    <w:p>
+      <w:pPr>
+        <w:pStyle w:val="ListBullet"/>
+      </w:pPr>
+      <w:r>
+        <w:t>class_1的SSC空白基线出现异常：step=0时全黑图的平均癌类概率为0.585，已经超过0.5阈值，因此SSC准确率从一开始就是1.000。加入两个重要概念后准确率反而降至0.496，加入5个概念后为0.540。</w:t>
+      </w:r>
+    </w:p>
+    <w:p>
+      <w:pPr>
+        <w:pStyle w:val="ListBullet"/>
+      </w:pPr>
+      <w:r>
+        <w:t>这不代表“空白图包含癌概念”，而是说明全黑输入属于分布外图像，同时模型可能把黑色背景或胃镜边界当作癌类证据。当前class_1 SSC准确率曲线不能按常规“越快上升越好”直接解释。</w:t>
+      </w:r>
+    </w:p>
+    <w:p>
+      <w:pPr>
+        <w:pStyle w:val="ListBullet"/>
+      </w:pPr>
+      <w:r>
+        <w:t>class_1的SDC准确率从0.918降至0.865，平均目标概率从0.903降至0.845；下降存在但幅度有限。class_0的SSC从0升至0.966，但SDC准确率从0.974到0.970几乎不变，平均目标概率仅从0.847降至0.808。</w:t>
+      </w:r>
+    </w:p>
+    <w:p>
+      <w:pPr>
+        <w:pStyle w:val="ListBullet"/>
+      </w:pPr>
+      <w:r>
+        <w:t>因此当前内部结果更支持“部分概念具有充分性”，但对“移除重要概念能够明显破坏判断”的证据较弱。论文汇报应同时展示准确率和概率曲线，并明确黑色基线的局限。</w:t>
+      </w:r>
+    </w:p>
+    <w:p>
+      <w:pPr>
+        <w:pStyle w:val="ListBullet"/>
+      </w:pPr>
+      <w:r>
+        <w:t>后续独立验证除沿用论文的黑色基线外，建议增加模糊、局部均值填充或图像修复基线作为敏感性分析；在方案确定前不要直接修改本轮原始结果。</w:t>
+      </w:r>
+    </w:p>
+    <w:p>
+      <w:pPr>
+        <w:pStyle w:val="ListBullet"/>
+      </w:pPr>
+      <w:r>
+        <w:t>代表图中可能直接出现检查时间、编号等信息。对外发送医生审核材料前必须匿名化；原患者编号映射表不得放入医生材料包。</w:t>
       </w:r>
     </w:p>
     <w:p>
@@ -7323,6 +7666,221 @@
         <w:pStyle w:val="Heading1"/>
       </w:pPr>
       <w:r>
+        <w:t>十四、EfficientNet-B0本轮结果初步解读（2026年7月17日）</w:t>
+      </w:r>
+    </w:p>
+    <w:p>
+      <w:pPr>
+        <w:pStyle w:val="Heading2"/>
+      </w:pPr>
+      <w:r>
+        <w:t>1. 数据概览</w:t>
+      </w:r>
+    </w:p>
+    <w:p>
+      <w:pPr/>
+      <w:r>
+        <w:t>非癌class_0纳入1906名患者，产生285911个候选区域，平均每名患者约150.0个；癌/高级别class_1纳入415名患者，产生60061个候选区域，平均每名患者约144.7个。两类均使用全部患者，PATIENTS_PER_CLASS=None。</w:t>
+      </w:r>
+    </w:p>
+    <w:p>
+      <w:pPr>
+        <w:pStyle w:val="Heading2"/>
+      </w:pPr>
+      <w:r>
+        <w:t>2. 如何理解全黑图基线</w:t>
+      </w:r>
+    </w:p>
+    <w:p>
+      <w:pPr/>
+      <w:r>
+        <w:t>SSC的step=0输入不是原图，而是全黑图。二分类模型对这张超出正常胃镜分布的全黑输入给出癌类概率0.585、非癌概率0.415。因此class_1在step=0的SSC accuracy为100%，class_0为0%。</w:t>
+      </w:r>
+    </w:p>
+    <w:p>
+      <w:pPr/>
+      <w:r>
+        <w:t>这说明模型对全黑这种异常输入存在偏向癌类的固定响应，但不能直接解释为“模型不确定时就猜癌”，也不能称为有利的临床筛查偏置。全黑图是分布外输入，其响应可能来自分类头偏置、归一化后的像素值和训练数据背景共同作用。</w:t>
+      </w:r>
+    </w:p>
+    <w:p>
+      <w:pPr>
+        <w:pStyle w:val="Heading2"/>
+      </w:pPr>
+      <w:r>
+        <w:t>3. 非癌SSC/SDC</w:t>
+      </w:r>
+    </w:p>
+    <w:p>
+      <w:pPr/>
+      <w:r>
+        <w:t>class_0的SSC从step=0的0%快速升至加入1个概念后的91.9%，加入5个概念后为96.6%；平均非癌概率从0.415升至0.734和0.762。这支持少量高排名非癌概念具有较强充分性。</w:t>
+      </w:r>
+    </w:p>
+    <w:p>
+      <w:pPr/>
+      <w:r>
+        <w:t>class_0的SDC accuracy从97.4%到移除5个概念后的97.0%，变化很小；但平均非癌概率从0.847降至0.808。说明移除概念产生了方向一致但幅度较小的影响，尚不足以让大量样本跨过0.5决策阈值。可描述为存在较强冗余证据，而不能简单说这些概念完全不必要。</w:t>
+      </w:r>
+    </w:p>
+    <w:p>
+      <w:pPr>
+        <w:pStyle w:val="Heading2"/>
+      </w:pPr>
+      <w:r>
+        <w:t>4. 癌/高级别SSC/SDC</w:t>
+      </w:r>
+    </w:p>
+    <w:p>
+      <w:pPr/>
+      <w:r>
+        <w:t>class_1的SSC accuracy从全黑图的100%降至加入1个概念后的74.5%，加入2个概念后为49.6%，加入5个概念后回升至54.0%。平均癌概率分别为0.585、0.590、0.503和0.530。</w:t>
+      </w:r>
+    </w:p>
+    <w:p>
+      <w:pPr/>
+      <w:r>
+        <w:t>因此不能只根据准确率写成“越加概念越差”：加入第1个概念时平均癌概率略有上升，但不同图片的概率分布发生变化，导致更多样本跌破0.5；第2步后准确率和概率又有小幅恢复。更准确的结论是，当前Top概念不能稳定、单调地重建癌类判断，class_1的概念充分性不足，并受到异常黑图基线干扰。</w:t>
+      </w:r>
+    </w:p>
+    <w:p>
+      <w:pPr/>
+      <w:r>
+        <w:t>class_1的SDC accuracy从91.8%下降到86.5%，平均癌概率从0.903下降到0.845。下降幅度不大但方向一致，说明Top概念具有一定必要性，只是模型仍保留大量其他证据。</w:t>
+      </w:r>
+    </w:p>
+    <w:p>
+      <w:pPr>
+        <w:pStyle w:val="Heading2"/>
+      </w:pPr>
+      <w:r>
+        <w:t>5. 个体概念效应并非全部很弱</w:t>
+      </w:r>
+    </w:p>
+    <w:p>
+      <w:pPr/>
+      <w:r>
+        <w:t>按概念簇求均值时，class_0的mean_probability_drop范围约为-0.016～0.030，class_1约为0.0003～0.0477，簇均值确实偏小。但均值会把不同患者中的正负效应相互抵消。</w:t>
+      </w:r>
+    </w:p>
+    <w:p>
+      <w:pPr/>
+      <w:r>
+        <w:t>逐图分析显示：class_0约10.1%的概念实例概率下降超过0.10，最大下降0.525；class_1约5.9%超过0.10，最大下降0.814。另一方面，class_0约47.2%、class_1约30.9%的逐图概念实例出现负下降。</w:t>
+      </w:r>
+    </w:p>
+    <w:p>
+      <w:pPr/>
+      <w:r>
+        <w:t>因此不能据簇均值直接断言模型完全采用高度分布式表示。当前证据更支持概念效应具有明显患者异质性，同时还可能受到掩码面积、重叠证据、黑色遮挡和概念聚类混合的影响。</w:t>
+      </w:r>
+    </w:p>
+    <w:p>
+      <w:pPr>
+        <w:pStyle w:val="Heading2"/>
+      </w:pPr>
+      <w:r>
+        <w:t>6. 高覆盖率与聚类数量k</w:t>
+      </w:r>
+    </w:p>
+    <w:p>
+      <w:pPr/>
+      <w:r>
+        <w:t>class_0概念覆盖率平均约74.7%，范围29.2%～97.4%；class_1平均约71.1%，范围31.3%～95.2%。高排名概念的覆盖率普遍较高，但不是全部概念都达到85%～97%。</w:t>
+      </w:r>
+    </w:p>
+    <w:p>
+      <w:pPr/>
+      <w:r>
+        <w:t>每张图平均产生约145～150个候选区域，而聚类数只有25，因此同一图片覆盖多个簇在数学上并不意外。高覆盖率提示概念可能较通用，但不能单独证明k=25一定过粗。</w:t>
+      </w:r>
+    </w:p>
+    <w:p>
+      <w:pPr/>
+      <w:r>
+        <w:t>后续可以在保存的候选特征上比较k=25、50和100，无需重新提取候选区域；应同时比较簇内视觉一致性、患者覆盖、聚类稳定性和医生可命名性，不能只追求更低覆盖率。</w:t>
+      </w:r>
+    </w:p>
+    <w:p>
+      <w:pPr>
+        <w:pStyle w:val="Heading2"/>
+      </w:pPr>
+      <w:r>
+        <w:t>7. 代表图揭示的界面伪相关</w:t>
+      </w:r>
+    </w:p>
+    <w:p>
+      <w:pPr/>
+      <w:r>
+        <w:t>class_1最高重要性展示概念簇15（原始cluster_id=14）以胃黏膜组织为主，S_h=0.656，覆盖345名患者。重要性前5名总体仍以黏膜组织区域为主，但代表图形态较宽泛，部分含有明显反光，尚不能直接命名为早癌形态。</w:t>
+      </w:r>
+    </w:p>
+    <w:p>
+      <w:pPr/>
+      <w:r>
+        <w:t>class_1中概念簇3、6、9、10、13、19、20、24和25明显包含检查文字、设备界面、横向色带、黑色边缘或极小碎片。其中概念簇3的重要性排名为9，概念簇20为12，概念簇25为14，说明部分非病灶视觉信息已经进入较高排名。</w:t>
+      </w:r>
+    </w:p>
+    <w:p>
+      <w:pPr/>
+      <w:r>
+        <w:t>class_0中也能看到概念簇14的界面文字、概念簇16的绿色横向色带，以及部分视野边缘簇。MOCE在这里不是“聚类失败”，而是成功暴露了模型内部稳定编码的界面和背景模式。</w:t>
+      </w:r>
+    </w:p>
+    <w:p>
+      <w:pPr>
+        <w:pStyle w:val="Heading2"/>
+      </w:pPr>
+      <w:r>
+        <w:t>8. 医院来源分析必须与类别基线比较</w:t>
+      </w:r>
+    </w:p>
+    <w:p>
+      <w:pPr/>
+      <w:r>
+        <w:t>class_1整体候选区域约90.1%、患者约90.6%来自省人民；class_0对应比例约63.5%。因此class_1某个簇省人民占比超过80%并不能直接标记为来源偏差，因为它甚至可能低于类别整体基线。</w:t>
+      </w:r>
+    </w:p>
+    <w:p>
+      <w:pPr/>
+      <w:r>
+        <w:t>自动分析现已使用“簇内来源比例减去类别整体来源比例”的富集差值，并同时报告富集倍数。界面簇仍需要重点检查，但来源偏差结论必须结合视觉内容、来源富集和独立外院数据共同判断。</w:t>
+      </w:r>
+    </w:p>
+    <w:p>
+      <w:pPr>
+        <w:pStyle w:val="Heading2"/>
+      </w:pPr>
+      <w:r>
+        <w:t>9. 当前最稳妥的结论和下一步</w:t>
+      </w:r>
+    </w:p>
+    <w:p>
+      <w:pPr/>
+      <w:r>
+        <w:t>当前可以确认：EfficientNet-B0的非癌Top概念具有较强充分性；癌Top概念的SSC不稳定且受到全黑图异常基线干扰；两类均存在冗余证据；部分高排名癌概念明显包含界面伪相关信息。</w:t>
+      </w:r>
+    </w:p>
+    <w:p>
+      <w:pPr/>
+      <w:r>
+        <w:t>域偏差是合理且有既往证据支持的解释，但仅凭本轮MOCE仍不能证明它是唯一原因。应等待ResNet50结果进行架构对照，并进一步完成患者主导、来源富集、典型案例和医生命名分析。</w:t>
+      </w:r>
+    </w:p>
+    <w:p>
+      <w:pPr/>
+      <w:r>
+        <w:t>若两个模型都反复出现文字、边缘和设备界面概念，后续训练可考虑统一裁剪有效胃镜视野、遮蔽界面文字并重新训练，再比较外院性能和MOCE概念变化。当前结果应保留，作为模型shortcut和域偏差的直接证据。</w:t>
+      </w:r>
+    </w:p>
+    <w:p>
+      <w:pPr/>
+    </w:p>
+    <w:p>
+      <w:pPr>
+        <w:pStyle w:val="Heading1"/>
+      </w:pPr>
+      <w:r>
         <w:t>附录：文件阅读优先级</w:t>
       </w:r>
     </w:p>

--- a/文档/MOCE/MOCE聚类最终结果分析指南_医学生版.docx
+++ b/文档/MOCE/MOCE聚类最终结果分析指南_医学生版.docx
@@ -41,7 +41,7 @@
         <w:br/>
         <w:t>适用结果：第二批按患者整理的数据，ResNet50 / EfficientNet-B0</w:t>
         <w:br/>
-        <w:t>版本日期：2026年7月17日（2026年7月17日补充自动分析文件逐项说明）</w:t>
+        <w:t>版本日期：2026年7月17日（已完成S_R负分母修正）</w:t>
       </w:r>
     </w:p>
     <w:tbl>
@@ -1126,7 +1126,13 @@
     </w:p>
     <w:p>
       <w:r>
-        <w:t>S_R是在同一图片内部对 probability_drop 归一化后的相对移除重要性。</w:t>
+        <w:t>S_R是在同一图片内部对正向 probability_drop 归一化后的相对移除重要性。程序先把不大于0的下降量截为0，再用所有正向下降量之和归一化；负下降仍保留在probability_drop中用于异常分析，但不再获得正向S_R。</w:t>
+      </w:r>
+    </w:p>
+    <w:p>
+      <w:pPr/>
+      <w:r>
+        <w:t>修正原因：旧实现直接除以所有probability_drop之和。当一张图的总下降量为负时，会把正负方向翻转，使移除后概率升高的概念反而得到正S_R。正式结果现采用正向下降截断；若一张图没有任何正向下降，则该图所有概念的S_R和rank_R均为0，只由S_E参与综合排名。</w:t>
       </w:r>
     </w:p>
     <w:p>
@@ -1965,7 +1971,7 @@
     <w:p>
       <w:pPr/>
       <w:r>
-        <w:t>class_0共1906名患者、285911个候选区域；最高重要性为展示概念簇09，S_h=0.743，覆盖1798名患者，覆盖率约94.3%。class_1共415名患者、60061个候选区域；最高重要性为展示概念簇15，S_h=0.656，覆盖345名患者，覆盖率约83.1%。</w:t>
+        <w:t>class_0共1906名患者、285911个候选区域；修正后最高重要性为展示概念簇02，S_h=0.609，覆盖1623名患者，覆盖率约85.2%。class_1共415名患者、60061个候选区域；最高重要性仍为展示概念簇15，修正后S_h=0.642，覆盖345名患者，覆盖率约83.1%。</w:t>
       </w:r>
     </w:p>
     <w:p>
@@ -1973,7 +1979,7 @@
         <w:pStyle w:val="ListBullet"/>
       </w:pPr>
       <w:r>
-        <w:t>class_1重要性前5名依次为概念簇15、22、21、11和01。代表图主要仍是胃黏膜或局部组织区域，并非纯文字界面，这是相对积极的结果。</w:t>
+        <w:t>修正后class_0重要性前5名为概念簇02、11、10、09和13；class_1前5名为概念簇15、22、11、21和01。class_1代表图主要仍是胃黏膜或局部组织区域，并非纯文字界面，这是相对积极的结果。</w:t>
       </w:r>
     </w:p>
     <w:p>
@@ -2053,7 +2059,7 @@
         <w:pStyle w:val="ListBullet"/>
       </w:pPr>
       <w:r>
-        <w:t>class_1的SDC准确率从0.918降至0.865，平均目标概率从0.903降至0.845；下降存在但幅度有限。class_0的SSC从0升至0.966，但SDC准确率从0.974到0.970几乎不变，平均目标概率仅从0.847降至0.808。</w:t>
+        <w:t>class_1的SDC准确率从0.918降至0.865，平均目标概率从0.903降至0.845；下降存在但幅度有限。修正后class_0的SSC从0升至加入1个概念后的0.289、加入3个后的0.836和加入5个后的0.954；SDC从0.974降至0.957，平均目标概率从0.847降至0.796。</w:t>
       </w:r>
     </w:p>
     <w:p>
@@ -7714,13 +7720,13 @@
     <w:p>
       <w:pPr/>
       <w:r>
-        <w:t>class_0的SSC从step=0的0%快速升至加入1个概念后的91.9%，加入5个概念后为96.6%；平均非癌概率从0.415升至0.734和0.762。这支持少量高排名非癌概念具有较强充分性。</w:t>
+        <w:t>修正后class_0的SSC从step=0的0%升至加入1个概念后的28.9%、加入2个后的57.1%、加入3个后的83.6%，加入5个概念后为95.4%；平均非癌概率从0.415依次升至0.448、0.542、0.655和0.741。说明单个最高排名非癌概念不足以重建判断，但前3～5个概念组合具有较强充分性。</w:t>
       </w:r>
     </w:p>
     <w:p>
       <w:pPr/>
       <w:r>
-        <w:t>class_0的SDC accuracy从97.4%到移除5个概念后的97.0%，变化很小；但平均非癌概率从0.847降至0.808。说明移除概念产生了方向一致但幅度较小的影响，尚不足以让大量样本跨过0.5决策阈值。可描述为存在较强冗余证据，而不能简单说这些概念完全不必要。</w:t>
+        <w:t>修正后class_0的SDC accuracy从97.4%降至移除5个概念后的95.7%，平均非癌概率从0.847降至0.796。移除效应较旧排名更明显，但大多数样本仍未跨过0.5决策阈值，说明Top概念具有一定必要性，同时模型中仍存在较强的替代或冗余证据。</w:t>
       </w:r>
     </w:p>
     <w:p>
@@ -7812,13 +7818,13 @@
     <w:p>
       <w:pPr/>
       <w:r>
-        <w:t>class_1最高重要性展示概念簇15（原始cluster_id=14）以胃黏膜组织为主，S_h=0.656，覆盖345名患者。重要性前5名总体仍以黏膜组织区域为主，但代表图形态较宽泛，部分含有明显反光，尚不能直接命名为早癌形态。</w:t>
+        <w:t>class_1最高重要性展示概念簇15（原始cluster_id=14）以胃黏膜组织为主，修正后S_h=0.642，覆盖345名患者。重要性前5名总体仍以黏膜组织区域为主，但代表图形态较宽泛，部分含有明显反光，尚不能直接命名为早癌形态。</w:t>
       </w:r>
     </w:p>
     <w:p>
       <w:pPr/>
       <w:r>
-        <w:t>class_1中概念簇3、6、9、10、13、19、20、24和25明显包含检查文字、设备界面、横向色带、黑色边缘或极小碎片。其中概念簇3的重要性排名为9，概念簇20为12，概念簇25为14，说明部分非病灶视觉信息已经进入较高排名。</w:t>
+        <w:t>class_1中概念簇3、6、9、10、13、19、20、24和25明显包含检查文字、设备界面、横向色带、黑色边缘或极小碎片。修正后概念簇3的重要性排名仍为9，概念簇20为11，概念簇25为13，说明部分非病灶视觉信息仍进入较高排名。</w:t>
       </w:r>
     </w:p>
     <w:p>
@@ -7858,7 +7864,7 @@
     <w:p>
       <w:pPr/>
       <w:r>
-        <w:t>当前可以确认：EfficientNet-B0的非癌Top概念具有较强充分性；癌Top概念的SSC不稳定且受到全黑图异常基线干扰；两类均存在冗余证据；部分高排名癌概念明显包含界面伪相关信息。</w:t>
+        <w:t>当前可以确认：修正后单个最高排名非癌概念的充分性有限，但前3～5个非癌概念组合具有较强充分性；癌Top概念的SSC仍不稳定且受到全黑图异常基线干扰；两类均存在冗余证据；部分高排名癌概念仍明显包含界面伪相关信息。</w:t>
       </w:r>
     </w:p>
     <w:p>

--- a/文档/MOCE/MOCE聚类最终结果分析指南_医学生版.docx
+++ b/文档/MOCE/MOCE聚类最终结果分析指南_医学生版.docx
@@ -41,7 +41,7 @@
         <w:br/>
         <w:t>适用结果：第二批按患者整理的数据，ResNet50 / EfficientNet-B0</w:t>
         <w:br/>
-        <w:t>版本日期：2026年7月17日（已完成S_R负分母修正）</w:t>
+        <w:t>版本日期：2026年7月21日（EfficientNet-B0与ResNet50均已完成S_R修正）</w:t>
       </w:r>
     </w:p>
     <w:tbl>
@@ -7870,7 +7870,7 @@
     <w:p>
       <w:pPr/>
       <w:r>
-        <w:t>域偏差是合理且有既往证据支持的解释，但仅凭本轮MOCE仍不能证明它是唯一原因。应等待ResNet50结果进行架构对照，并进一步完成患者主导、来源富集、典型案例和医生命名分析。</w:t>
+        <w:t>域偏差是合理且有既往证据支持的解释，但仅凭MOCE仍不能证明它是唯一原因。ResNet50结果现已完成，可与EfficientNet-B0进行架构对照；两个模型均仍需完成患者主导、来源富集、典型案例和医生命名审核。</w:t>
       </w:r>
     </w:p>
     <w:p>
@@ -7881,6 +7881,124 @@
     </w:p>
     <w:p>
       <w:pPr/>
+    </w:p>
+    <w:p>
+      <w:pPr>
+        <w:pStyle w:val="Heading1"/>
+      </w:pPr>
+      <w:r>
+        <w:t>十五、ResNet50修正后结果初步解读（2026年7月21日）</w:t>
+      </w:r>
+    </w:p>
+    <w:p>
+      <w:pPr>
+        <w:pStyle w:val="Heading2"/>
+      </w:pPr>
+      <w:r>
+        <w:t>1. 数据与修正后排名</w:t>
+      </w:r>
+    </w:p>
+    <w:p>
+      <w:pPr/>
+      <w:r>
+        <w:t>ResNet50的class_0纳入1906名患者、产生154361个候选区域；class_1纳入415名患者、产生33981个候选区域。两类均使用全部患者，PATIENTS_PER_CLASS=None。</w:t>
+      </w:r>
+    </w:p>
+    <w:p>
+      <w:pPr/>
+      <w:r>
+        <w:t>旧S_R计算中，class_0有729/1906张图的总概率下降量不大于0，并产生12428条方向翻转记录；class_1对应为6/415张和68条。采用正向下降归一化后，两个类别的符号方向不一致记录均为0。</w:t>
+      </w:r>
+    </w:p>
+    <w:p>
+      <w:pPr/>
+      <w:r>
+        <w:t>修正后class_0重要性前5名为概念簇07、08、23、19和24；class_1前5名为概念簇17、09、11、12和05。class_0的Top 5变化较大，class_1前4名保持不变，仅第5名由概念10变为概念05。</w:t>
+      </w:r>
+    </w:p>
+    <w:p>
+      <w:pPr>
+        <w:pStyle w:val="Heading2"/>
+      </w:pPr>
+      <w:r>
+        <w:t>2. 非癌class_0：概念07高度主导</w:t>
+      </w:r>
+    </w:p>
+    <w:p>
+      <w:pPr/>
+      <w:r>
+        <w:t>概念簇07的S_h=1.106，覆盖1901/1906位患者，覆盖率99.7%，平均probability_drop=0.532，平均掩码面积约占原图32.1%。S_h是α=1.0、β=0.5的加权相对排名分数，理论范围可接近1.5，因此大于1不是概率越界。</w:t>
+      </w:r>
+    </w:p>
+    <w:p>
+      <w:pPr/>
+      <w:r>
+        <w:t>class_0的SSC从全黑基线0%升至加入概念07后的54.0%，加入5个概念后为57.1%；平均非癌概率从0.0002升至0.443和0.498。当前Top 5只能在约一半样本中重建非癌判断，充分性明显弱于EfficientNet-B0的非癌Top组合。</w:t>
+      </w:r>
+    </w:p>
+    <w:p>
+      <w:pPr/>
+      <w:r>
+        <w:t>class_0的SDC从完整原图的97.6%骤降至移除概念07后的36.0%，移除5个概念后为36.5%；平均非癌概率从0.846降至0.315和0.312。这表明概念07对ResNet非癌判断具有极强删除效应。</w:t>
+      </w:r>
+    </w:p>
+    <w:p>
+      <w:pPr/>
+      <w:r>
+        <w:t>但概念07的代表区域主要是较大范围胃黏膜或视野区域，部分包含日期文字、宽泛掩码和明显黑色掩码外区域，并非清楚的细粒度医学概念。由于它覆盖几乎全部患者且面积较大，大幅SDC下降可能同时包含通用黏膜证据、大面积遮挡和黑色填充效应，必须由医生结合原图定位复核，不能直接命名为“非癌特征”。</w:t>
+      </w:r>
+    </w:p>
+    <w:p>
+      <w:pPr>
+        <w:pStyle w:val="Heading2"/>
+      </w:pPr>
+      <w:r>
+        <w:t>3. 癌/高级别class_1与全黑基线</w:t>
+      </w:r>
+    </w:p>
+    <w:p>
+      <w:pPr/>
+      <w:r>
+        <w:t>class_1最高重要性概念为概念簇17，S_h=0.842，覆盖405/415位患者；随后为概念09、11、12和05。概念17与09的代表图以狭长或较宽泛的黏膜组织区域为主，尚未呈现可直接确认的单一早癌形态。</w:t>
+      </w:r>
+    </w:p>
+    <w:p>
+      <w:pPr/>
+      <w:r>
+        <w:t>ResNet50对全黑输入的癌/高级别平均概率达到0.9998，因此class_1的SSC step=0准确率已经是100%，加入Top概念后仍约为99%。“只保留概念即可重建癌判断”的结论在此完全受到异常黑图基线干扰，SSC不能按常规充分性曲线解释。</w:t>
+      </w:r>
+    </w:p>
+    <w:p>
+      <w:pPr/>
+      <w:r>
+        <w:t>class_1的SDC从93.3%降至移除5个概念后的83.4%，平均癌概率从0.923降至0.780。该结果支持Top概念具有一定必要性，但模型仍保留其他癌类证据。</w:t>
+      </w:r>
+    </w:p>
+    <w:p>
+      <w:pPr>
+        <w:pStyle w:val="Heading2"/>
+      </w:pPr>
+      <w:r>
+        <w:t>4. 与EfficientNet-B0的架构对照</w:t>
+      </w:r>
+    </w:p>
+    <w:p>
+      <w:pPr/>
+      <w:r>
+        <w:t>两个模型的概念编号不能直接一一对应。EfficientNet-B0非癌判断需要累积前3～5个概念才能较好重建，而ResNet50的非癌删除结果被一个覆盖极广的概念07强烈主导，说明两种架构组织非癌证据的方式明显不同。</w:t>
+      </w:r>
+    </w:p>
+    <w:p>
+      <w:pPr/>
+      <w:r>
+        <w:t>两个模型对全黑图都偏向癌类，但ResNet50的癌概率约0.9998，远高于EfficientNet-B0的0.585，提示ResNet50对黑色填充和视野背景更加敏感。后续独立验证应同时加入模糊、局部均值填充或图像修复基线，避免把黑色遮挡响应误当作医学概念忠实性。</w:t>
+      </w:r>
+    </w:p>
+    <w:p>
+      <w:pPr/>
+      <w:r>
+        <w:t>当前ResNet结果最重要的医学审核任务是：优先检查class_0概念07是否为通用黏膜、视野结构或遮挡伪影；检查class_1概念17、09、11、12和05的簇内一致性及病灶定位；再与EfficientNet-B0的医学命名结果进行跨架构比较。</w:t>
+      </w:r>
     </w:p>
     <w:p>
       <w:pPr>
